--- a/Professional/3-PhD/1-Fellowships/2-Paul-Daisy-Soros/8-Draft-V8.docx
+++ b/Professional/3-PhD/1-Fellowships/2-Paul-Daisy-Soros/8-Draft-V8.docx
@@ -22,379 +22,363 @@
     </w:p>
     <w:p>
       <w:pPr>
-        <w:pStyle w:val="NormalWeb"/>
-        <w:ind w:left="360"/>
-      </w:pPr>
-      <w:r>
-        <w:t>The breeze in Vietnam’s Central Highlands was the first hint of spring. By March 1975, it thickened into the roar of tanks. As the North advanced, my grandfather—who had served in the South Vietnamese army—ran with my newborn mother in his arms. A shell burst nearby, burning her face. Believing she had died, my grandparents slipped to a riverbank to bury her unseen. My grandfather lifted a canteen from a fallen U.S. soldier and poured water over her face in baptism. She blinked. That blink—fragile yet defiant—became the first heartbeat of every opportunity I’ve ever had.</w:t>
-      </w:r>
-    </w:p>
-    <w:p>
-      <w:pPr>
-        <w:pStyle w:val="NormalWeb"/>
-        <w:ind w:left="360"/>
-      </w:pPr>
-      <w:r>
-        <w:t>Survival didn’t bring safety. Because of his service and our family’s Catholic faith, my grandfather spent nearly a decade in a re-education camp. My mother left school in middle school to help feed her siblings, working as a maid and eating leftovers from the plates she cleaned. Years later, the United States opened a lifeline through the Humanitarian Operation—</w:t>
+        <w:rPr>
+          <w:rFonts w:ascii="Times New Roman" w:hAnsi="Times New Roman" w:cs="Times New Roman"/>
+        </w:rPr>
+      </w:pPr>
+      <w:r>
+        <w:rPr>
+          <w:rFonts w:ascii="Times New Roman" w:hAnsi="Times New Roman" w:cs="Times New Roman"/>
+        </w:rPr>
+        <w:t>My mother was born in 1975 in Vietnam’s Central Highlands. As the North advanced, her father—serving in the South Vietnamese army—ran with his newborn in his arms. A shell seared her face; believing she’d died, he carried her to a riverbank to bury her. Lifting a canteen from a fallen U.S. soldier, he poured water over her face in baptism. She blinked—fragile yet defiant. That blink became the first heartbeat of every opportunity I’ve had.</w:t>
+      </w:r>
+    </w:p>
+    <w:p>
+      <w:pPr>
+        <w:rPr>
+          <w:rFonts w:ascii="Times New Roman" w:hAnsi="Times New Roman" w:cs="Times New Roman"/>
+        </w:rPr>
+      </w:pPr>
+      <w:r>
+        <w:rPr>
+          <w:rFonts w:ascii="Times New Roman" w:hAnsi="Times New Roman" w:cs="Times New Roman"/>
+        </w:rPr>
+        <w:t>After the war, her father spent nearly a decade in a re-education camp, and my mother left school to feed her siblings. The U.S. Humanitarian Operation Program offered our family a narrow door, a second chance. In America, she began again—days on the factory floor, nights in a nail salon, saving tips so her children could eat Burger King dinners. At our kitchen table, we studied for her citizenship test. “</w:t>
       </w:r>
       <w:proofErr w:type="spellStart"/>
       <w:r>
-        <w:t>Hạt</w:t>
+        <w:rPr>
+          <w:rFonts w:ascii="Times New Roman" w:hAnsi="Times New Roman" w:cs="Times New Roman"/>
+        </w:rPr>
+        <w:t>Cúi</w:t>
       </w:r>
       <w:proofErr w:type="spellEnd"/>
       <w:r>
-        <w:t xml:space="preserve"> Ô—offering families like mine a narrow door, a second chance to begin again. Immigration, for my family, meant letting go of what was to reach for what could be. Growing up between Vietnamese resilience and American possibility, I carried both the ache of what my family left behind and the promise of what we might become.</w:t>
-      </w:r>
-    </w:p>
-    <w:p>
-      <w:pPr>
-        <w:pStyle w:val="NormalWeb"/>
-        <w:ind w:left="360"/>
-      </w:pPr>
-      <w:r>
-        <w:t>My mother’s courage in rebuilding our lives taught me that resilience isn’t abstract—it’s the daily choice not to give up. I watched her navigate housing forms and public-assistance offices, translating even when I barely understood the words. She worked two jobs—at a mail factory by day and a nail salon at night—saving toward the dream of owning a salon. She’d come home late, stretch our food stamps, and use tip money and Burger King coupons so we could share a warm meal. Only then would we study for her citizenship test: a fifth grader translating the three branches of government to someone who had last studied at my age. She would say, “</w:t>
+        <w:rPr>
+          <w:rFonts w:ascii="Times New Roman" w:hAnsi="Times New Roman" w:cs="Times New Roman"/>
+        </w:rPr>
+        <w:t xml:space="preserve"> </w:t>
       </w:r>
       <w:proofErr w:type="spellStart"/>
       <w:r>
-        <w:t>Cúi</w:t>
+        <w:rPr>
+          <w:rFonts w:ascii="Times New Roman" w:hAnsi="Times New Roman" w:cs="Times New Roman"/>
+        </w:rPr>
+        <w:t>đầu</w:t>
       </w:r>
       <w:proofErr w:type="spellEnd"/>
       <w:r>
+        <w:rPr>
+          <w:rFonts w:ascii="Times New Roman" w:hAnsi="Times New Roman" w:cs="Times New Roman"/>
+        </w:rPr>
         <w:t xml:space="preserve"> </w:t>
       </w:r>
       <w:proofErr w:type="spellStart"/>
       <w:r>
+        <w:rPr>
+          <w:rFonts w:ascii="Times New Roman" w:hAnsi="Times New Roman" w:cs="Times New Roman"/>
+        </w:rPr>
+        <w:t>là</w:t>
+      </w:r>
+      <w:proofErr w:type="spellEnd"/>
+      <w:r>
+        <w:rPr>
+          <w:rFonts w:ascii="Times New Roman" w:hAnsi="Times New Roman" w:cs="Times New Roman"/>
+        </w:rPr>
+        <w:t xml:space="preserve"> </w:t>
+      </w:r>
+      <w:proofErr w:type="spellStart"/>
+      <w:r>
+        <w:rPr>
+          <w:rFonts w:ascii="Times New Roman" w:hAnsi="Times New Roman" w:cs="Times New Roman"/>
+        </w:rPr>
+        <w:t>sách</w:t>
+      </w:r>
+      <w:proofErr w:type="spellEnd"/>
+      <w:r>
+        <w:rPr>
+          <w:rFonts w:ascii="Times New Roman" w:hAnsi="Times New Roman" w:cs="Times New Roman"/>
+        </w:rPr>
+        <w:t xml:space="preserve"> </w:t>
+      </w:r>
+      <w:proofErr w:type="spellStart"/>
+      <w:r>
+        <w:rPr>
+          <w:rFonts w:ascii="Times New Roman" w:hAnsi="Times New Roman" w:cs="Times New Roman"/>
+        </w:rPr>
+        <w:t>vở</w:t>
+      </w:r>
+      <w:proofErr w:type="spellEnd"/>
+      <w:r>
+        <w:rPr>
+          <w:rFonts w:ascii="Times New Roman" w:hAnsi="Times New Roman" w:cs="Times New Roman"/>
+        </w:rPr>
+        <w:t xml:space="preserve">, </w:t>
+      </w:r>
+      <w:proofErr w:type="spellStart"/>
+      <w:r>
+        <w:rPr>
+          <w:rFonts w:ascii="Times New Roman" w:hAnsi="Times New Roman" w:cs="Times New Roman"/>
+        </w:rPr>
+        <w:t>ngẩng</w:t>
+      </w:r>
+      <w:proofErr w:type="spellEnd"/>
+      <w:r>
+        <w:rPr>
+          <w:rFonts w:ascii="Times New Roman" w:hAnsi="Times New Roman" w:cs="Times New Roman"/>
+        </w:rPr>
+        <w:t xml:space="preserve"> </w:t>
+      </w:r>
+      <w:proofErr w:type="spellStart"/>
+      <w:r>
+        <w:rPr>
+          <w:rFonts w:ascii="Times New Roman" w:hAnsi="Times New Roman" w:cs="Times New Roman"/>
+        </w:rPr>
         <w:t>đầu</w:t>
       </w:r>
       <w:proofErr w:type="spellEnd"/>
       <w:r>
+        <w:rPr>
+          <w:rFonts w:ascii="Times New Roman" w:hAnsi="Times New Roman" w:cs="Times New Roman"/>
+        </w:rPr>
         <w:t xml:space="preserve"> </w:t>
       </w:r>
       <w:proofErr w:type="spellStart"/>
       <w:r>
+        <w:rPr>
+          <w:rFonts w:ascii="Times New Roman" w:hAnsi="Times New Roman" w:cs="Times New Roman"/>
+        </w:rPr>
         <w:t>là</w:t>
       </w:r>
       <w:proofErr w:type="spellEnd"/>
       <w:r>
+        <w:rPr>
+          <w:rFonts w:ascii="Times New Roman" w:hAnsi="Times New Roman" w:cs="Times New Roman"/>
+        </w:rPr>
         <w:t xml:space="preserve"> </w:t>
       </w:r>
       <w:proofErr w:type="spellStart"/>
       <w:r>
-        <w:t>sách</w:t>
+        <w:rPr>
+          <w:rFonts w:ascii="Times New Roman" w:hAnsi="Times New Roman" w:cs="Times New Roman"/>
+        </w:rPr>
+        <w:t>tương</w:t>
       </w:r>
       <w:proofErr w:type="spellEnd"/>
       <w:r>
-        <w:t xml:space="preserve"> </w:t>
+        <w:rPr>
+          <w:rFonts w:ascii="Times New Roman" w:hAnsi="Times New Roman" w:cs="Times New Roman"/>
+        </w:rPr>
+        <w:t xml:space="preserve"> lai,” she’d say: look down to study; look up to your future. Her unfinished education became my beginning.</w:t>
+      </w:r>
+    </w:p>
+    <w:p>
+      <w:pPr>
+        <w:rPr>
+          <w:rFonts w:ascii="Times New Roman" w:hAnsi="Times New Roman" w:cs="Times New Roman"/>
+        </w:rPr>
+      </w:pPr>
+      <w:r>
+        <w:rPr>
+          <w:rFonts w:ascii="Times New Roman" w:hAnsi="Times New Roman" w:cs="Times New Roman"/>
+        </w:rPr>
+        <w:t>Being a New American meant living between languages and worlds—calling public offices, translating mail, decoding EBT packets—while trying to move forward in school. I grew up with Vietnamese resilience in one hand and American possibility in the other, carrying both the ache of what my family left and the promise of what we might become.</w:t>
+      </w:r>
+    </w:p>
+    <w:p>
+      <w:pPr>
+        <w:rPr>
+          <w:rFonts w:ascii="Times New Roman" w:hAnsi="Times New Roman" w:cs="Times New Roman"/>
+        </w:rPr>
+      </w:pPr>
+      <w:r>
+        <w:rPr>
+          <w:rFonts w:ascii="Times New Roman" w:hAnsi="Times New Roman" w:cs="Times New Roman"/>
+        </w:rPr>
+        <w:t xml:space="preserve">Every Friday, my class raced to the library. The tallest kids grabbed </w:t>
       </w:r>
       <w:proofErr w:type="spellStart"/>
       <w:r>
-        <w:t>vở</w:t>
+        <w:rPr>
+          <w:rFonts w:ascii="Times New Roman" w:hAnsi="Times New Roman" w:cs="Times New Roman"/>
+        </w:rPr>
+        <w:t>Animorphs</w:t>
       </w:r>
       <w:proofErr w:type="spellEnd"/>
       <w:r>
-        <w:t xml:space="preserve">, </w:t>
+        <w:rPr>
+          <w:rFonts w:ascii="Times New Roman" w:hAnsi="Times New Roman" w:cs="Times New Roman"/>
+        </w:rPr>
+        <w:t xml:space="preserve">; I slipped to a quiet row of science books. One was about the Moon. Within months, I had learned everything my library could offer </w:t>
+      </w:r>
+      <w:proofErr w:type="gramStart"/>
+      <w:r>
+        <w:rPr>
+          <w:rFonts w:ascii="Times New Roman" w:hAnsi="Times New Roman" w:cs="Times New Roman"/>
+        </w:rPr>
+        <w:t>on</w:t>
+      </w:r>
+      <w:proofErr w:type="gramEnd"/>
+      <w:r>
+        <w:rPr>
+          <w:rFonts w:ascii="Times New Roman" w:hAnsi="Times New Roman" w:cs="Times New Roman"/>
+        </w:rPr>
+        <w:t xml:space="preserve"> space. My English teacher noticed my curiosity outpacing my environment and stepped </w:t>
+      </w:r>
+      <w:proofErr w:type="gramStart"/>
+      <w:r>
+        <w:rPr>
+          <w:rFonts w:ascii="Times New Roman" w:hAnsi="Times New Roman" w:cs="Times New Roman"/>
+        </w:rPr>
+        <w:t>in:</w:t>
+      </w:r>
+      <w:proofErr w:type="gramEnd"/>
+      <w:r>
+        <w:rPr>
+          <w:rFonts w:ascii="Times New Roman" w:hAnsi="Times New Roman" w:cs="Times New Roman"/>
+        </w:rPr>
+        <w:t xml:space="preserve"> first urging me into advanced classes, then guiding me through college applications. In a community where few pursued four-year universities, his belief widened a path I hadn’t known existed and planted in me the obligation to widen it for others.</w:t>
+      </w:r>
+    </w:p>
+    <w:p>
+      <w:pPr>
+        <w:rPr>
+          <w:rFonts w:ascii="Times New Roman" w:hAnsi="Times New Roman" w:cs="Times New Roman"/>
+        </w:rPr>
+      </w:pPr>
+      <w:r>
+        <w:rPr>
+          <w:rFonts w:ascii="Times New Roman" w:hAnsi="Times New Roman" w:cs="Times New Roman"/>
+        </w:rPr>
+        <w:t xml:space="preserve">Becoming the first in my family to attend college was daunting. After school, my English teacher and I filled out the FAFSA—echoing nights I’d helped my mom study for her citizenship test. I worried about cost, but he showed me scholarships I hadn’t dared to imagine. Two months and countless drafts later, I tore open an envelope: a full ride to Iowa State University. Calling my mother felt like lifting a weight from her shoulders and stepping into the education she’d been denied. That letter was more than </w:t>
+      </w:r>
+      <w:proofErr w:type="gramStart"/>
+      <w:r>
+        <w:rPr>
+          <w:rFonts w:ascii="Times New Roman" w:hAnsi="Times New Roman" w:cs="Times New Roman"/>
+        </w:rPr>
+        <w:t>relief—it was direction</w:t>
+      </w:r>
+      <w:proofErr w:type="gramEnd"/>
+      <w:r>
+        <w:rPr>
+          <w:rFonts w:ascii="Times New Roman" w:hAnsi="Times New Roman" w:cs="Times New Roman"/>
+        </w:rPr>
+        <w:t>, clarifying my purpose to widen opportunity for those behind me.</w:t>
+      </w:r>
+    </w:p>
+    <w:p>
+      <w:pPr>
+        <w:rPr>
+          <w:rFonts w:ascii="Times New Roman" w:hAnsi="Times New Roman" w:cs="Times New Roman"/>
+        </w:rPr>
+      </w:pPr>
+      <w:r>
+        <w:rPr>
+          <w:rFonts w:ascii="Times New Roman" w:hAnsi="Times New Roman" w:cs="Times New Roman"/>
+        </w:rPr>
+        <w:t>At Iowa State, I sought mentors the way they had once sought me. I emailed a professor in spacecraft trajectory optimization; even without taking a class in orbital mechanics, he gave me a chance. For the first time, I could pursue space in earnest—modeling planetary dynamics and mapping trajectories to the Jovian moons. That opportunity deepened my gratitude for my teacher and solidified my resolve to pay it forward</w:t>
+      </w:r>
+      <w:r>
+        <w:rPr>
+          <w:rFonts w:ascii="Times New Roman" w:hAnsi="Times New Roman" w:cs="Times New Roman"/>
+        </w:rPr>
+        <w:t>.</w:t>
+      </w:r>
+    </w:p>
+    <w:p>
+      <w:pPr>
+        <w:rPr>
+          <w:rFonts w:ascii="Times New Roman" w:hAnsi="Times New Roman" w:cs="Times New Roman"/>
+        </w:rPr>
+      </w:pPr>
+      <w:r>
+        <w:rPr>
+          <w:rFonts w:ascii="Times New Roman" w:hAnsi="Times New Roman" w:cs="Times New Roman"/>
+        </w:rPr>
+        <w:lastRenderedPageBreak/>
+        <w:t>My long-term goal is to become a professor who advances research and access—building programs that bring underserved students into aerospace education. With that in mind, graduate school was next. But as the first in my family to finish college and now to pursue a graduate degree, I entered another tier of uncertainty. At the University of Illinois, I arrived without funding and tried to juggle two jobs while taking five classes. I failed—spectacularly—ending my first term on academic probation with a 2.78 GPA. The guilt of not honoring my mother’s sacrifices was heavy. Yet resilience in my family has never meant merely enduring; it has meant adapting. I recalibrated, rising to a 3.94 GPA while mentoring students wrestling with their own fears of not belonging. I learned not only how to succeed but how to help others rediscover belief in themselves.</w:t>
+      </w:r>
+    </w:p>
+    <w:p>
+      <w:pPr>
+        <w:rPr>
+          <w:rFonts w:ascii="Times New Roman" w:hAnsi="Times New Roman" w:cs="Times New Roman"/>
+        </w:rPr>
+      </w:pPr>
+      <w:r>
+        <w:rPr>
+          <w:rFonts w:ascii="Times New Roman" w:hAnsi="Times New Roman" w:cs="Times New Roman"/>
+        </w:rPr>
+        <w:t xml:space="preserve">I carried that impulse forward as an Engineering Career Peer, working with students through résumé reviews, mock interviews, and offer prep. The best moments were watching a </w:t>
+      </w:r>
+      <w:proofErr w:type="gramStart"/>
+      <w:r>
+        <w:rPr>
+          <w:rFonts w:ascii="Times New Roman" w:hAnsi="Times New Roman" w:cs="Times New Roman"/>
+        </w:rPr>
+        <w:t>first-year</w:t>
+      </w:r>
+      <w:proofErr w:type="gramEnd"/>
+      <w:r>
+        <w:rPr>
+          <w:rFonts w:ascii="Times New Roman" w:hAnsi="Times New Roman" w:cs="Times New Roman"/>
+        </w:rPr>
+        <w:t xml:space="preserve"> move from tentative to assured—and then secure an internship. One student I mentored as a freshman went on to intern at Amazon and Roblox; his success felt like proof that confidence is teachable.</w:t>
+      </w:r>
+    </w:p>
+    <w:p>
+      <w:pPr>
+        <w:rPr>
+          <w:rFonts w:ascii="Times New Roman" w:hAnsi="Times New Roman" w:cs="Times New Roman"/>
+        </w:rPr>
+      </w:pPr>
+      <w:r>
+        <w:rPr>
+          <w:rFonts w:ascii="Times New Roman" w:hAnsi="Times New Roman" w:cs="Times New Roman"/>
+        </w:rPr>
+        <w:t>My research followed the same goal at the classroom level: I studied how small changes in assessment design could boost engagement and performance. The pilot doubled participation and lifted average scores by 10%, evidence that thoughtful structure can widen access to learning.</w:t>
+      </w:r>
+    </w:p>
+    <w:p>
+      <w:pPr>
+        <w:rPr>
+          <w:rFonts w:ascii="Times New Roman" w:hAnsi="Times New Roman" w:cs="Times New Roman"/>
+        </w:rPr>
+      </w:pPr>
+      <w:r>
+        <w:rPr>
+          <w:rFonts w:ascii="Times New Roman" w:hAnsi="Times New Roman" w:cs="Times New Roman"/>
+        </w:rPr>
+        <w:t xml:space="preserve">Beyond campus, I worked at the Boys &amp; Girls Club teaching computer literacy to 3rd–6th graders, and later as a high school math teacher. Whether learning home-row typing or solving for x, I saw the same barrier: students doubted their ability. My role wasn’t just to teach content—it was to help them unlearn that doubt. Through small wins and steady encouragement, I focused on building confidence as much as skills. The lesson was clear: when students believe they can, they do—self-efficacy and achievement rise together. Across aerospace and education, the moments I cherish most are still in classrooms. With Blue Origin’s Club for the Future, I visit schools to talk with students about rockets and what an engineer does. At MIT Lincoln Laboratory, I volunteer through </w:t>
       </w:r>
       <w:proofErr w:type="spellStart"/>
       <w:r>
-        <w:t>ngẩng</w:t>
+        <w:rPr>
+          <w:rFonts w:ascii="Times New Roman" w:hAnsi="Times New Roman" w:cs="Times New Roman"/>
+        </w:rPr>
+        <w:t>LLEduCATE</w:t>
       </w:r>
       <w:proofErr w:type="spellEnd"/>
       <w:r>
-        <w:t xml:space="preserve"> </w:t>
-      </w:r>
-      <w:proofErr w:type="spellStart"/>
-      <w:r>
-        <w:t>đầu</w:t>
-      </w:r>
-      <w:proofErr w:type="spellEnd"/>
-      <w:r>
-        <w:t xml:space="preserve"> </w:t>
-      </w:r>
-      <w:proofErr w:type="spellStart"/>
-      <w:r>
-        <w:t>là</w:t>
-      </w:r>
-      <w:proofErr w:type="spellEnd"/>
-      <w:r>
-        <w:t xml:space="preserve"> </w:t>
-      </w:r>
-      <w:proofErr w:type="spellStart"/>
-      <w:r>
-        <w:t>tương</w:t>
-      </w:r>
-      <w:proofErr w:type="spellEnd"/>
-      <w:r>
-        <w:t xml:space="preserve"> lai”—look down to study; look up to your future. With that determination, she became a U.S. citizen.</w:t>
-      </w:r>
-    </w:p>
-    <w:p>
-      <w:pPr>
-        <w:pStyle w:val="NormalWeb"/>
-        <w:ind w:left="360"/>
-      </w:pPr>
-      <w:r>
-        <w:t>As America became my mother’s refuge, school became mine. Every week we visited the library, each returning home with a borrowed world. One afternoon, I wandered to the shelf on space, picked up a book about the Moon, and was hooked. Within weeks, I devoured volumes on planets, the Sun, and asteroids. When my school offered little on astronomy, my English teacher stepped in—encouraging me to take advanced classes outside our school and showing me how to find scholarships. His mentorship mattered in a community where few students applied to four-year universities.</w:t>
-      </w:r>
-    </w:p>
-    <w:p>
-      <w:pPr>
-        <w:pStyle w:val="NormalWeb"/>
-        <w:ind w:left="360"/>
-      </w:pPr>
-      <w:r>
-        <w:t>I chose Iowa State University—close enough to support my family, yet far enough to grow. A full scholarship lifted the financial weight from my mother’s shoulders and allowed me to focus. I became the first in my family to earn a college degree, a milestone built on her persistence, my teachers’ faith, and my own discipline. It taught me that every breakthrough begins when someone believes in your potential.</w:t>
-      </w:r>
-    </w:p>
-    <w:p>
-      <w:pPr>
-        <w:pStyle w:val="NormalWeb"/>
-        <w:ind w:left="360"/>
-      </w:pPr>
-      <w:r>
-        <w:lastRenderedPageBreak/>
-        <w:t xml:space="preserve">That belief followed me into research. Before I had even taken an orbital </w:t>
-      </w:r>
-      <w:r>
-        <w:t>mechanic’s</w:t>
-      </w:r>
-      <w:r>
-        <w:t xml:space="preserve"> class, I reached out to a professor studying spacecraft trajectory optimization. Instead of turning me away, he invited me to join his team for the Global Trajectory Optimization Competition. Through that experience, I discovered the beauty of astrodynamics—and the transformative power of mentorship. Someone’s belief in me ignited a purpose beyond technical curiosity: to guide others as I was guided and to pursue a graduate education.</w:t>
-      </w:r>
-    </w:p>
-    <w:p>
-      <w:pPr>
-        <w:pStyle w:val="NormalWeb"/>
-        <w:ind w:left="360"/>
-      </w:pPr>
-      <w:r>
-        <w:t xml:space="preserve">When I entered graduate school at the University of Illinois at Urbana–Champaign, I had no funding. To stay afloat, I worked two jobs while taking five classes, hoping to finish faster. Instead, I landed on academic probation with a 2.78 GPA. It was humbling—but setbacks are setups for something greater. I thought of my mother, who rebuilt from nothing in a country whose words she didn’t yet understand—working two jobs, realizing her American Dream of opening a nail salon, and still finding time to study for her citizenship test. Her strength reminded me that perseverance isn’t just endurance; it’s adaptation. I rebuilt </w:t>
-      </w:r>
-      <w:r>
-        <w:t>too rising</w:t>
-      </w:r>
-      <w:r>
-        <w:t xml:space="preserve"> to a 3.66 GPA and carrying that lesson into my current graduate program, where I stand at 3.94. Through that process, I learned how to help students facing similar challenges rebuild their own confidence.</w:t>
-      </w:r>
-    </w:p>
-    <w:p>
-      <w:pPr>
-        <w:pStyle w:val="NormalWeb"/>
-        <w:ind w:left="360"/>
-      </w:pPr>
-      <w:r>
-        <w:t>At Illinois, my advisor gave me the chance to braid my two callings—teaching and research. Under his mentorship, I led a thesis on assessment in an Introduction to Rocketry course, testing staggered quiz structures to reduce fatigue, build self-efficacy, and help students persist. That trust reshaped me as an educator: effective teaching starts with empathy and intentional design. I carried that forward as a high-school math teacher and at the Boys &amp; Girls Club, where I taught computer literacy so students without reliable access could become fluent, confident problem-solvers. As an Engineering Career Peer, I have also mentored undergraduates navigating their first professional steps—reviewing résumés, conducting mock interviews, and discussing offer negotiations. I’ve seen firsthand the moments their confidence turns into opportunity: students securing internships, full-time offers, and graduate-school admissions. Through Club for the Future and Lincoln Laboratory Educate, I now design K–12 workshops that help students see themselves in STEM. It’s how I honor the chances my family and mentors gave me—by widening the path so the next student doesn’t have to walk alone.</w:t>
-      </w:r>
-    </w:p>
-    <w:p>
-      <w:pPr>
-        <w:pStyle w:val="NormalWeb"/>
-        <w:ind w:left="360"/>
-      </w:pPr>
-      <w:r>
-        <w:t xml:space="preserve">Because of my mother’s grit and sacrifice, I’ve built a purposeful career across the aerospace sector. At the Space Dynamics Laboratory, I developed state-estimation algorithms to catalog resident space objects. At Varda Space Industries, I helped build microgravity products in orbit. At Blue Origin, I worked on lunar-lander engine control. At Blue Canyon Technologies, I supported mission operations and led hardware and software testing for commercial, government, and private customers. Now, at MIT Lincoln Laboratory, I’m characterizing the probability of detection for resident space objects from electro-optical data to strengthen national space-domain awareness. Each role sharpened my technical judgment; more importantly, each clarified my purpose: to use engineering </w:t>
-      </w:r>
-      <w:r>
-        <w:t>to</w:t>
-      </w:r>
-      <w:r>
-        <w:t xml:space="preserve"> widen who gets to participate.</w:t>
-      </w:r>
-    </w:p>
-    <w:p>
-      <w:pPr>
-        <w:pStyle w:val="NormalWeb"/>
-        <w:ind w:left="360"/>
-      </w:pPr>
-      <w:r>
-        <w:t xml:space="preserve">Gratitude, to me, is direction. My family’s story began with survival; mine continues with the responsibility to turn that survival into service—through education that opens doors, widens </w:t>
-      </w:r>
-      <w:r>
-        <w:lastRenderedPageBreak/>
-        <w:t>reach, and invites more people to be prepared and believed in. I don’t see education as a personal triumph but as a shared inheritance, a path paved by those who ran, rebuilt, and believed. My mother’s words still guide me</w:t>
-      </w:r>
-      <w:r>
-        <w:t>— “</w:t>
-      </w:r>
-      <w:proofErr w:type="spellStart"/>
-      <w:r>
-        <w:t>Cúi</w:t>
-      </w:r>
-      <w:proofErr w:type="spellEnd"/>
-      <w:r>
-        <w:t xml:space="preserve"> </w:t>
-      </w:r>
-      <w:proofErr w:type="spellStart"/>
-      <w:r>
-        <w:t>đầu</w:t>
-      </w:r>
-      <w:proofErr w:type="spellEnd"/>
-      <w:r>
-        <w:t xml:space="preserve"> </w:t>
-      </w:r>
-      <w:proofErr w:type="spellStart"/>
-      <w:r>
-        <w:t>là</w:t>
-      </w:r>
-      <w:proofErr w:type="spellEnd"/>
-      <w:r>
-        <w:t xml:space="preserve"> </w:t>
-      </w:r>
-      <w:proofErr w:type="spellStart"/>
-      <w:r>
-        <w:t>sách</w:t>
-      </w:r>
-      <w:proofErr w:type="spellEnd"/>
-      <w:r>
-        <w:t xml:space="preserve"> </w:t>
-      </w:r>
-      <w:proofErr w:type="spellStart"/>
-      <w:r>
-        <w:t>vở</w:t>
-      </w:r>
-      <w:proofErr w:type="spellEnd"/>
-      <w:r>
-        <w:t xml:space="preserve">, </w:t>
-      </w:r>
-      <w:proofErr w:type="spellStart"/>
-      <w:r>
-        <w:t>ngẩng</w:t>
-      </w:r>
-      <w:proofErr w:type="spellEnd"/>
-      <w:r>
-        <w:t xml:space="preserve"> </w:t>
-      </w:r>
-      <w:proofErr w:type="spellStart"/>
-      <w:r>
-        <w:t>đầu</w:t>
-      </w:r>
-      <w:proofErr w:type="spellEnd"/>
-      <w:r>
-        <w:t xml:space="preserve"> </w:t>
-      </w:r>
-      <w:proofErr w:type="spellStart"/>
-      <w:r>
-        <w:t>là</w:t>
-      </w:r>
-      <w:proofErr w:type="spellEnd"/>
-      <w:r>
-        <w:t xml:space="preserve"> </w:t>
-      </w:r>
-      <w:proofErr w:type="spellStart"/>
-      <w:r>
-        <w:t>tương</w:t>
-      </w:r>
-      <w:proofErr w:type="spellEnd"/>
-      <w:r>
-        <w:t xml:space="preserve"> lai,” look down to study; look up to your future—reminding me that learning is both devotion and horizon. To honor the courage that carried us here, I aim to widen the path for others: teaching, mentoring, and building programs that make space—on Earth and in orbit—more accessible. My mother once blinked her way back to life; my work is to ensure others have the chance to open their eyes to their own futures.</w:t>
-      </w:r>
-    </w:p>
-    <w:p>
-      <w:pPr>
-        <w:pStyle w:val="NormalWeb"/>
-        <w:ind w:left="360"/>
-      </w:pPr>
-    </w:p>
-    <w:p>
-      <w:pPr>
-        <w:pStyle w:val="NormalWeb"/>
-        <w:ind w:left="360"/>
-      </w:pPr>
-    </w:p>
-    <w:p>
-      <w:pPr>
-        <w:pStyle w:val="NormalWeb"/>
-        <w:ind w:left="360"/>
-      </w:pPr>
-    </w:p>
-    <w:p>
-      <w:pPr>
-        <w:pStyle w:val="NormalWeb"/>
-        <w:ind w:left="360"/>
-      </w:pPr>
-    </w:p>
-    <w:p>
-      <w:pPr>
-        <w:pStyle w:val="NormalWeb"/>
-        <w:ind w:left="360"/>
-      </w:pPr>
-    </w:p>
-    <w:p>
-      <w:pPr>
-        <w:pStyle w:val="NormalWeb"/>
-        <w:ind w:left="360"/>
-      </w:pPr>
-    </w:p>
-    <w:p>
-      <w:pPr>
-        <w:pStyle w:val="NormalWeb"/>
-        <w:ind w:left="360"/>
-      </w:pPr>
-    </w:p>
-    <w:p>
-      <w:pPr>
-        <w:pStyle w:val="NormalWeb"/>
-        <w:ind w:left="360"/>
-      </w:pPr>
-    </w:p>
-    <w:p>
-      <w:pPr>
-        <w:pStyle w:val="NormalWeb"/>
-        <w:ind w:left="360"/>
-      </w:pPr>
-    </w:p>
-    <w:p>
-      <w:pPr>
-        <w:pStyle w:val="NormalWeb"/>
-        <w:ind w:left="360"/>
-      </w:pPr>
-    </w:p>
-    <w:p>
-      <w:pPr>
-        <w:pStyle w:val="NormalWeb"/>
-        <w:ind w:left="360"/>
-      </w:pPr>
-    </w:p>
-    <w:p>
-      <w:pPr>
-        <w:pStyle w:val="NormalWeb"/>
-        <w:ind w:left="360"/>
-      </w:pPr>
-    </w:p>
-    <w:p>
-      <w:pPr>
-        <w:pStyle w:val="NormalWeb"/>
-        <w:ind w:left="360"/>
-      </w:pPr>
-    </w:p>
-    <w:p>
-      <w:pPr>
-        <w:pStyle w:val="NormalWeb"/>
-        <w:ind w:left="360"/>
-      </w:pPr>
-    </w:p>
-    <w:p>
-      <w:pPr>
-        <w:pStyle w:val="NormalWeb"/>
-        <w:ind w:left="360"/>
-      </w:pPr>
-    </w:p>
-    <w:p>
-      <w:pPr>
-        <w:pStyle w:val="NormalWeb"/>
-        <w:ind w:left="360"/>
-      </w:pPr>
-    </w:p>
-    <w:p>
-      <w:pPr>
-        <w:pStyle w:val="NormalWeb"/>
-        <w:ind w:left="360"/>
-      </w:pPr>
-    </w:p>
-    <w:p>
-      <w:pPr>
-        <w:pStyle w:val="NormalWeb"/>
-        <w:ind w:left="360"/>
-      </w:pPr>
+        <w:rPr>
+          <w:rFonts w:ascii="Times New Roman" w:hAnsi="Times New Roman" w:cs="Times New Roman"/>
+        </w:rPr>
+        <w:t>, guiding high schoolers as they wire their first blinking LEDs. Each opportunity reaffirmed my dedication to widening access to STEM education for American society.</w:t>
+      </w:r>
+    </w:p>
+    <w:p>
+      <w:pPr>
+        <w:rPr>
+          <w:rFonts w:ascii="Times New Roman" w:hAnsi="Times New Roman" w:cs="Times New Roman"/>
+        </w:rPr>
+      </w:pPr>
+      <w:r>
+        <w:rPr>
+          <w:rFonts w:ascii="Times New Roman" w:hAnsi="Times New Roman" w:cs="Times New Roman"/>
+        </w:rPr>
+        <w:t>Being a New American has meant transforming my family’s second chance into a sustained commitment to widening opportunity. The resilience my mother carried from the riverbank to the factory floor became the foundation of my purpose—to use education and research to open doors for people who, like us, began on the margins. Every step of my journey, from mentoring first-generation students to designing programs that expand access to STEM, is an effort to pass that opportunity forward and help this society make fuller use of the talent it already holds. My mother once blinked her way back to life; my work is to ensure others have the chance to open their eyes to their own futures.</w:t>
+      </w:r>
     </w:p>
     <w:p>
       <w:pPr>
@@ -478,7 +462,15 @@
       </w:r>
       <w:proofErr w:type="spellEnd"/>
       <w:r>
-        <w:t xml:space="preserve"> and Starling offer opportunities for on-orbit experimentation. Together, these resources form a complete pipeline for autonomy maturation—something few universities in the world possess.</w:t>
+        <w:t xml:space="preserve"> and Starling offer opportunities for on-orbit experimentation. Together, these resources form a complete pipeline for autonomy maturation</w:t>
+      </w:r>
+      <w:proofErr w:type="gramStart"/>
+      <w:r>
+        <w:t>—something</w:t>
+      </w:r>
+      <w:proofErr w:type="gramEnd"/>
+      <w:r>
+        <w:t xml:space="preserve"> few universities in the world possess.</w:t>
       </w:r>
     </w:p>
     <w:p>
@@ -487,7 +479,15 @@
         <w:ind w:left="360"/>
       </w:pPr>
       <w:r>
-        <w:t>But my goals extend beyond technology. I am motivated by the belief that talent from all communities should shape the future of aerospace. Engineers and educators invested in me before I had proven myself: a high-school English teacher who found scholarships when my family could not pay; a research advisor who welcomed me onto a trajectory-optimization team before I had taken orbital mechanics; mentors who encouraged me through academic probation until I graduated with distinction. They taught me that belonging is not a reward—it is a starting condition for success.</w:t>
+        <w:t xml:space="preserve">But my goals extend beyond technology. I am motivated by the belief that talent from all communities should shape the future of aerospace. Engineers and educators invested in me before I had proven myself: a high-school English teacher who found scholarships when my family could not pay; a research advisor who welcomed me onto a trajectory-optimization team before I had taken orbital mechanics; mentors who encouraged me through academic probation until I graduated with distinction. They taught me that belonging is not a </w:t>
+      </w:r>
+      <w:proofErr w:type="gramStart"/>
+      <w:r>
+        <w:t>reward—</w:t>
+      </w:r>
+      <w:proofErr w:type="gramEnd"/>
+      <w:r>
+        <w:t>it is a starting condition for success.</w:t>
       </w:r>
     </w:p>
     <w:p>
@@ -505,11 +505,15 @@
         <w:ind w:left="360"/>
       </w:pPr>
       <w:r>
-        <w:t>Stanford’s School of Engineering will allow me to integrate research, teaching, and service at scale. I will mentor undergraduate researchers, supporting them as they develop autonomy concepts into deployable tools. I intend to expand partnerships with community organizations in San Jose—home to the largest Vietnamese population outside Vietnam—to build aerospace pipelines for students who, like me, grew up far from the aerospace world. I also plan to coll</w:t>
-      </w:r>
-      <w:r>
-        <w:lastRenderedPageBreak/>
-        <w:t>aborate with emerging aerospace companies and government entities to accelerate responsible autonomy deployment in cislunar and deep-space operations while contributing to standards for safety, transparency, and space-traffic management.</w:t>
+        <w:t xml:space="preserve">Stanford’s School of Engineering will allow me to integrate research, teaching, and </w:t>
+      </w:r>
+      <w:proofErr w:type="gramStart"/>
+      <w:r>
+        <w:t>service at</w:t>
+      </w:r>
+      <w:proofErr w:type="gramEnd"/>
+      <w:r>
+        <w:t xml:space="preserve"> scale. I will mentor undergraduate researchers, supporting them as they develop autonomy concepts into deployable tools. I intend to expand partnerships with community organizations in San Jose—home to the largest Vietnamese population outside Vietnam—to build aerospace pipelines for students who, like me, grew up far from the aerospace world. I also plan to collaborate with emerging aerospace companies and government entities to accelerate responsible autonomy deployment in cislunar and deep-space operations while contributing to standards for safety, transparency, and space-traffic management.</w:t>
       </w:r>
     </w:p>
     <w:p>
@@ -536,6 +540,7 @@
         <w:ind w:left="360"/>
       </w:pPr>
       <w:r>
+        <w:lastRenderedPageBreak/>
         <w:t>Stanford is the right place to turn that commitment into impact. And I bring with me the lessons of a mother who rebuilt with her hands, and a community that lifted me to the stars: look down to study; look up to your future—and make sure others can look up, too.</w:t>
       </w:r>
     </w:p>
